--- a/00-SORU-YAZARI-ANALIZI-VE-PROMPTLAR/06-SORU-PROMPTU-4_HESAPLAMA.docx
+++ b/00-SORU-YAZARI-ANALIZI-VE-PROMPTLAR/06-SORU-PROMPTU-4_HESAPLAMA.docx
@@ -122,7 +122,7 @@
         <w:pStyle w:val="BodyText"/>
       </w:pPr>
       <w:r>
-        <w:t xml:space="preserve">Hesap bloğu yılda 9–16 sorudur ve her yıl en az bir</w:t>
+        <w:t xml:space="preserve">Hesap bloğu yılda 9–16 sorudur. 2021–2024’te her yıl en az bir</w:t>
       </w:r>
       <w:r>
         <w:t xml:space="preserve"> </w:t>
@@ -138,7 +138,78 @@
         <w:t xml:space="preserve"> </w:t>
       </w:r>
       <w:r>
-        <w:t xml:space="preserve">içerir (önce gümrük kıymeti, sonra KDV matrahı).</w:t>
+        <w:t xml:space="preserve">vardı (önce gümrük kıymeti, sonra KDV matrahı); 2025’te bağlı soru kullanılmadı. Denemede en az bir bağlı soru seti kur.</w:t>
+      </w:r>
+    </w:p>
+    <w:p>
+      <w:pPr>
+        <w:pStyle w:val="BodyText"/>
+      </w:pPr>
+      <w:r>
+        <w:t xml:space="preserve">Soru tipleri</w:t>
+      </w:r>
+      <w:r>
+        <w:t xml:space="preserve"> </w:t>
+      </w:r>
+      <w:r>
+        <w:rPr>
+          <w:rStyle w:val="VerbatimChar"/>
+        </w:rPr>
+        <w:t xml:space="preserve">12-SORU-TIPI-KATALOGU</w:t>
+      </w:r>
+      <w:r>
+        <w:t xml:space="preserve"> </w:t>
+      </w:r>
+      <w:r>
+        <w:t xml:space="preserve">dosyasındaki</w:t>
+      </w:r>
+      <w:r>
+        <w:t xml:space="preserve"> </w:t>
+      </w:r>
+      <w:r>
+        <w:rPr>
+          <w:bCs/>
+          <w:b/>
+        </w:rPr>
+        <w:t xml:space="preserve">H1–H8 alt tip kodlarıyla</w:t>
+      </w:r>
+      <w:r>
+        <w:t xml:space="preserve"> </w:t>
+      </w:r>
+      <w:r>
+        <w:t xml:space="preserve">etiketlenir. Bu dosyadaki</w:t>
+      </w:r>
+      <w:r>
+        <w:t xml:space="preserve"> </w:t>
+      </w:r>
+      <w:r>
+        <w:rPr>
+          <w:bCs/>
+          <w:b/>
+        </w:rPr>
+        <w:t xml:space="preserve">A1–A6</w:t>
+      </w:r>
+      <w:r>
+        <w:t xml:space="preserve"> </w:t>
+      </w:r>
+      <w:r>
+        <w:t xml:space="preserve">hesap aileleri,</w:t>
+      </w:r>
+      <w:r>
+        <w:t xml:space="preserve"> </w:t>
+      </w:r>
+      <w:r>
+        <w:rPr>
+          <w:bCs/>
+          <w:b/>
+        </w:rPr>
+        <w:t xml:space="preserve">K1–K8</w:t>
+      </w:r>
+      <w:r>
+        <w:t xml:space="preserve"> </w:t>
+      </w:r>
+      <w:r>
+        <w:t xml:space="preserve">ise kural kartlarıdır; katalogdaki K1 (kavram) alt tipiyle karıştırma.</w:t>
       </w:r>
     </w:p>
     <w:p>
@@ -194,6 +265,15 @@
           <w:rStyle w:val="VerbatimChar"/>
         </w:rPr>
         <w:t xml:space="preserve">AİLE AĞIRLIĞI: [varsayılan: kıymet %45 · yöntem/özel durum %15 · vergi zinciri %20 · KDV matrahı (bağlı) %10 · ceza/uzlaşma %10]</w:t>
+      </w:r>
+      <w:r>
+        <w:br/>
+      </w:r>
+      <w:r>
+        <w:rPr>
+          <w:rStyle w:val="VerbatimChar"/>
+        </w:rPr>
+        <w:t xml:space="preserve">ALT TİP: [OTOMATİK (11 soruluk blok: H6 3 · H3 3 · H1 2 · H2 1 · H4 1 · H8 1) | ör. H1×2, H2×2 | KARMA-24-25]</w:t>
       </w:r>
       <w:r>
         <w:br/>
@@ -348,10 +428,11 @@
         <w:jc w:val="start"/>
       </w:tblPr>
       <w:tblGrid>
-        <w:gridCol w:w="780"/>
-        <w:gridCol w:w="1896"/>
-        <w:gridCol w:w="780"/>
-        <w:gridCol w:w="4461"/>
+        <w:gridCol w:w="770"/>
+        <w:gridCol w:w="1100"/>
+        <w:gridCol w:w="770"/>
+        <w:gridCol w:w="2640"/>
+        <w:gridCol w:w="2640"/>
       </w:tblGrid>
       <w:tr>
         <w:trPr>
@@ -401,6 +482,18 @@
               <w:jc w:val="left"/>
             </w:pPr>
             <w:r>
+              <w:t xml:space="preserve">Katalog alt tipi</w:t>
+            </w:r>
+          </w:p>
+        </w:tc>
+        <w:tc>
+          <w:tcPr/>
+          <w:p>
+            <w:pPr>
+              <w:pStyle w:val="Compact"/>
+              <w:jc w:val="left"/>
+            </w:pPr>
+            <w:r>
               <w:t xml:space="preserve">Tipik kurgu</w:t>
             </w:r>
           </w:p>
@@ -415,7 +508,7 @@
               <w:jc w:val="left"/>
             </w:pPr>
             <w:r>
-              <w:t xml:space="preserve">H1</w:t>
+              <w:t xml:space="preserve">A1</w:t>
             </w:r>
           </w:p>
         </w:tc>
@@ -451,6 +544,18 @@
               <w:jc w:val="left"/>
             </w:pPr>
             <w:r>
+              <w:t xml:space="preserve">H1; H6’nın kalem ayıklamalı olanları (royalti listesi, dolaylı ödeme, temettü)</w:t>
+            </w:r>
+          </w:p>
+        </w:tc>
+        <w:tc>
+          <w:tcPr/>
+          <w:p>
+            <w:pPr>
+              <w:pStyle w:val="Compact"/>
+              <w:jc w:val="left"/>
+            </w:pPr>
+            <w:r>
               <w:t xml:space="preserve">5–15 kalemlik vaka (i, ii, iii… ya da I, II, III…); EXW/FCA/CFR/CIF/FOB teslim; kur parantezi</w:t>
             </w:r>
           </w:p>
@@ -465,7 +570,7 @@
               <w:jc w:val="left"/>
             </w:pPr>
             <w:r>
-              <w:t xml:space="preserve">H2</w:t>
+              <w:t xml:space="preserve">A2</w:t>
             </w:r>
           </w:p>
         </w:tc>
@@ -501,6 +606,18 @@
               <w:jc w:val="left"/>
             </w:pPr>
             <w:r>
+              <w:t xml:space="preserve">H5; H6 (kullanılmış taşıt, gözetim, serbest bölge, kendi kendini taşıyan eşya)</w:t>
+            </w:r>
+          </w:p>
+        </w:tc>
+        <w:tc>
+          <w:tcPr/>
+          <w:p>
+            <w:pPr>
+              <w:pStyle w:val="Compact"/>
+              <w:jc w:val="left"/>
+            </w:pPr>
+            <w:r>
               <w:t xml:space="preserve">Aynı/benzer eşya + miktar ve ticari düzey düzeltmesi; hesaplanmış kıymet; kullanılmış taşıt; serbest bölgeden ithalat; kendi kendini taşıyan eşya; taşıyıcı ortamdaki yazılım; diplomatik araç; gözetim değeri</w:t>
             </w:r>
           </w:p>
@@ -515,7 +632,7 @@
               <w:jc w:val="left"/>
             </w:pPr>
             <w:r>
-              <w:t xml:space="preserve">H3</w:t>
+              <w:t xml:space="preserve">A3</w:t>
             </w:r>
           </w:p>
         </w:tc>
@@ -551,6 +668,18 @@
               <w:jc w:val="left"/>
             </w:pPr>
             <w:r>
+              <w:t xml:space="preserve">H3</w:t>
+            </w:r>
+          </w:p>
+        </w:tc>
+        <w:tc>
+          <w:tcPr/>
+          <w:p>
+            <w:pPr>
+              <w:pStyle w:val="Compact"/>
+              <w:jc w:val="left"/>
+            </w:pPr>
+            <w:r>
               <w:t xml:space="preserve">GV → İGV → (KKDF) → ÖTV matrahı → ÖTV → KDV matrahı → KDV; MIN/MAX; ÖTV listeleri</w:t>
             </w:r>
           </w:p>
@@ -565,7 +694,7 @@
               <w:jc w:val="left"/>
             </w:pPr>
             <w:r>
-              <w:t xml:space="preserve">H4</w:t>
+              <w:t xml:space="preserve">A4</w:t>
             </w:r>
           </w:p>
         </w:tc>
@@ -601,7 +730,19 @@
               <w:jc w:val="left"/>
             </w:pPr>
             <w:r>
-              <w:t xml:space="preserve">H1 vakasının devamı: tescile kadar yapılan giderler</w:t>
+              <w:t xml:space="preserve">H2</w:t>
+            </w:r>
+          </w:p>
+        </w:tc>
+        <w:tc>
+          <w:tcPr/>
+          <w:p>
+            <w:pPr>
+              <w:pStyle w:val="Compact"/>
+              <w:jc w:val="left"/>
+            </w:pPr>
+            <w:r>
+              <w:t xml:space="preserve">A1 vakasının devamı: tescile kadar yapılan giderler</w:t>
             </w:r>
           </w:p>
         </w:tc>
@@ -615,7 +756,7 @@
               <w:jc w:val="left"/>
             </w:pPr>
             <w:r>
-              <w:t xml:space="preserve">H5</w:t>
+              <w:t xml:space="preserve">A5</w:t>
             </w:r>
           </w:p>
         </w:tc>
@@ -651,6 +792,18 @@
               <w:jc w:val="left"/>
             </w:pPr>
             <w:r>
+              <w:t xml:space="preserve">H4; H7 (hesapsız hesap)</w:t>
+            </w:r>
+          </w:p>
+        </w:tc>
+        <w:tc>
+          <w:tcPr/>
+          <w:p>
+            <w:pPr>
+              <w:pStyle w:val="Compact"/>
+              <w:jc w:val="left"/>
+            </w:pPr>
+            <w:r>
               <w:t xml:space="preserve">234/1 katı; kendiliğinden bildirim; peşin ödeme indirimi; uzlaşma kapsamı; 3 yıllık tebliğ süresi; mükerrer KDV</w:t>
             </w:r>
           </w:p>
@@ -665,7 +818,7 @@
               <w:jc w:val="left"/>
             </w:pPr>
             <w:r>
-              <w:t xml:space="preserve">H6</w:t>
+              <w:t xml:space="preserve">A6</w:t>
             </w:r>
           </w:p>
         </w:tc>
@@ -701,12 +854,42 @@
               <w:jc w:val="left"/>
             </w:pPr>
             <w:r>
+              <w:t xml:space="preserve">H8</w:t>
+            </w:r>
+          </w:p>
+        </w:tc>
+        <w:tc>
+          <w:tcPr/>
+          <w:p>
+            <w:pPr>
+              <w:pStyle w:val="Compact"/>
+              <w:jc w:val="left"/>
+            </w:pPr>
+            <w:r>
               <w:t xml:space="preserve">Antrepo götürü teminatı (m² / m³ kademeleri); ihracat bedeli süresi (vade + 90 gün); geçici ithalat faizi</w:t>
             </w:r>
           </w:p>
         </w:tc>
       </w:tr>
     </w:tbl>
+    <w:p>
+      <w:pPr>
+        <w:pStyle w:val="BodyText"/>
+      </w:pPr>
+      <w:r>
+        <w:rPr>
+          <w:bCs/>
+          <w:b/>
+        </w:rPr>
+        <w:t xml:space="preserve">Alt tip sayımı (katalog, 59 soru):</w:t>
+      </w:r>
+      <w:r>
+        <w:t xml:space="preserve"> </w:t>
+      </w:r>
+      <w:r>
+        <w:t xml:space="preserve">H6 özel kıymet 16 · H1 kalem listeli kıymet 13 · H3 vergi zinciri 11 · H4 ceza/uzlaşma 6 · H2 bağlı soru 5 · H5 kıymet yöntemi 3 · H8 diğer 3 · H7 hesapsız hesap 2. 2023’ten beri H6 her yıl H1’den fazla. Tuzak veri 59 sorunun 44’ünde: H1 ve H2’nin tamamında, H6’nın 10/16’sında.</w:t>
+      </w:r>
+    </w:p>
     <w:bookmarkEnd w:id="22"/>
     <w:bookmarkStart w:id="23" w:name="X1b7b2ac9d0a06bf437f351eb137fee77a8ad082"/>
     <w:p>
@@ -2897,7 +3080,25 @@
         <w:t xml:space="preserve"> </w:t>
       </w:r>
       <w:r>
-        <w:t xml:space="preserve">Doğru cevabın harfi sette dengeli dağılır.</w:t>
+        <w:t xml:space="preserve">Doğru cevabın harfi sette dengeli dağılır. Gerçek sınavda 59 hesap sorusunun yalnız 3’ünde cevap E (en büyük tutar, çoğu kez</w:t>
+      </w:r>
+      <w:r>
+        <w:t xml:space="preserve"> </w:t>
+      </w:r>
+      <w:r>
+        <w:t xml:space="preserve">“</w:t>
+      </w:r>
+      <w:r>
+        <w:t xml:space="preserve">her kalemi katan</w:t>
+      </w:r>
+      <w:r>
+        <w:t xml:space="preserve">”</w:t>
+      </w:r>
+      <w:r>
+        <w:t xml:space="preserve"> </w:t>
+      </w:r>
+      <w:r>
+        <w:t xml:space="preserve">toplam); blokta en fazla 1 kez E kullan.</w:t>
       </w:r>
     </w:p>
     <w:p>
@@ -3253,7 +3454,7 @@
         <w:rPr>
           <w:rStyle w:val="VerbatimChar"/>
         </w:rPr>
-        <w:t xml:space="preserve">### [Aile kodu – Kural kartı(ları)]</w:t>
+        <w:t xml:space="preserve">### [Aile kodu – Katalog alt tipi – Kural kartı(ları)]  (ör. A1 – H1 – K1, K2, K3)</w:t>
       </w:r>
       <w:r>
         <w:br/>

--- a/00-SORU-YAZARI-ANALIZI-VE-PROMPTLAR/06-SORU-PROMPTU-4_HESAPLAMA.docx
+++ b/00-SORU-YAZARI-ANALIZI-VE-PROMPTLAR/06-SORU-PROMPTU-4_HESAPLAMA.docx
@@ -1819,7 +1819,23 @@
         <w:t xml:space="preserve"> </w:t>
       </w:r>
       <w:r>
-        <w:t xml:space="preserve">İthalatta gümrükte ÖTV tahsil edilmez; teminat alınır. Litre başı vergi verilse bile kullanılmaz (tuzak veri; 2025/15).</w:t>
+        <w:t xml:space="preserve">İthalatta gümrükte ÖTV tahsil edilmez; teminat alınır (ÖTVK md. 16/4). Litre başı vergi tahsil edilecek tutara katılmaz (2025/15).</w:t>
+      </w:r>
+      <w:r>
+        <w:t xml:space="preserve"> </w:t>
+      </w:r>
+      <w:r>
+        <w:rPr>
+          <w:bCs/>
+          <w:b/>
+        </w:rPr>
+        <w:t xml:space="preserve">Ancak 24.07.2025’ten itibaren KDVK md. 21/ç uyarınca teminata esas ÖTV ithalde KDV matrahına girer;</w:t>
+      </w:r>
+      <w:r>
+        <w:t xml:space="preserve"> </w:t>
+      </w:r>
+      <w:r>
+        <w:t xml:space="preserve">bu tarihten sonra tescil edilen beyannamede litre başı vergi KDV matrahı için kullanılır. 2025/15 anahtarı (ç) bendi öncesi kurala dayanır; yeni soruda tescil tarihini kökte ver.</w:t>
       </w:r>
     </w:p>
     <w:p>
@@ -2199,7 +2215,7 @@
         <w:t xml:space="preserve"> </w:t>
       </w:r>
       <w:r>
-        <w:t xml:space="preserve">Açık + kapalı alanın toplamı esas alınır, içinde bulunulan saha alanı esas alınmaz. Tank antrepoda toplam tank hacmi (m³) esas alınır. Kademeler ve</w:t>
+        <w:t xml:space="preserve">Resmî anahtarlar (2022/41, 2024/83-A) açık + kapalı alanın toplamını esas aldı, içinde bulunulan saha alanını almadı; GY md. 527 metninde bu ayrım açıkça yazmaz. Yeni soruda antreponun hesaba esas alanını kökte doğrudan ver, saha alanını tuzak veri yapma. Tank antrepoda toplam tank hacmi (m³) esas alınır. Kademeler ve</w:t>
       </w:r>
       <w:r>
         <w:t xml:space="preserve"> </w:t>
@@ -2696,7 +2712,7 @@
         <w:t xml:space="preserve"> </w:t>
       </w:r>
       <w:r>
-        <w:t xml:space="preserve">Her vakada en az bir kullanılmaması gereken bilgi bulunur: ödeme tarihi kuru, saha alanı, litre başı ÖTV, önceki yıl indirimi, temettü, zamanaşımına uğramış yıl.</w:t>
+        <w:t xml:space="preserve">Her vakada en az bir kullanılmaması gereken bilgi bulunur: ödeme tarihi kuru, litre başı ÖTV (yalnız tahsil edilecek tutarda; KDV matrahında 21/ç bkz. K6), önceki yıl indirimi, temettü, zamanaşımına uğramış yıl.</w:t>
       </w:r>
     </w:p>
     <w:p>

--- a/00-SORU-YAZARI-ANALIZI-VE-PROMPTLAR/06-SORU-PROMPTU-4_HESAPLAMA.docx
+++ b/00-SORU-YAZARI-ANALIZI-VE-PROMPTLAR/06-SORU-PROMPTU-4_HESAPLAMA.docx
@@ -1381,7 +1381,7 @@
         <w:pStyle w:val="Compact"/>
       </w:pPr>
       <w:r>
-        <w:t xml:space="preserve">Önceki işlemlerden kazanılmış özel indirim (bu eşyanın fiyatından düşülmez; 2023/79).</w:t>
+        <w:t xml:space="preserve">Önceki işlemlerden kazanılmış özel indirim (2023/79 resmî anahtarı bu eşyanın fiyatından düşmedi; GK md. 24–28 ve GY md. 43–57 metninde açık hüküm yok — yeni soruda bu kalemi kullanma ya da kuralı kökte açıkça ver).</w:t>
       </w:r>
     </w:p>
     <w:p>
@@ -2712,7 +2712,7 @@
         <w:t xml:space="preserve"> </w:t>
       </w:r>
       <w:r>
-        <w:t xml:space="preserve">Her vakada en az bir kullanılmaması gereken bilgi bulunur: ödeme tarihi kuru, litre başı ÖTV (yalnız tahsil edilecek tutarda; KDV matrahında 21/ç bkz. K6), önceki yıl indirimi, temettü, zamanaşımına uğramış yıl.</w:t>
+        <w:t xml:space="preserve">Her vakada en az bir kullanılmaması gereken bilgi bulunur: ödeme tarihi kuru, litre başı ÖTV (yalnız tahsil edilecek tutarda; KDV matrahında 21/ç bkz. K6), temettü, zamanaşımına uğramış yıl.</w:t>
       </w:r>
     </w:p>
     <w:p>
